--- a/觅客精灵-PRD-v0.2.docx
+++ b/觅客精灵-PRD-v0.2.docx
@@ -4182,6 +4182,65 @@
         <w:t>预合作客户点「投放」→ 浮层展示"暂无投放数据"空态 + 一键生成首份提案；已有客户点「投放」→ 浮层展示投放指标 / 版位 / 诊断 / 素材 / 生成动作。</w:t>
       </w:r>
     </w:p>
+    <w:p/>
+    <w:p>
+      <w:r>
+        <w:rPr>
+          <w:b/>
+          <w:color w:val="2204EC"/>
+          <w:sz w:val="28"/>
+        </w:rPr>
+        <w:t>v0.6 变更记录</w:t>
+      </w:r>
+    </w:p>
+    <w:p>
+      <w:pPr>
+        <w:spacing w:after="80"/>
+      </w:pPr>
+      <w:r>
+        <w:t>v0.6 变更记录（UI 精修 + 客户档案重设计，2026-08-16）</w:t>
+      </w:r>
+    </w:p>
+    <w:p>
+      <w:pPr>
+        <w:spacing w:after="80"/>
+      </w:pPr>
+      <w:r>
+        <w:t>1) 侧边栏稳定性修复：tasks / knowledge 两页补回缺失的「个人」分组，切页时导航分组不再错位。</w:t>
+      </w:r>
+    </w:p>
+    <w:p>
+      <w:pPr>
+        <w:spacing w:after="80"/>
+      </w:pPr>
+      <w:r>
+        <w:t>2) 顶栏统一精简：所有页面右上角仅保留搜索栏（首页本就如此；其余页面原顶栏按钮/分段控件下移——智能找商机、新建客户、新建提案移入内容区工具栏/筛选行；客户投放的时间分段移入指标上方；待办/知识库的新建按钮移入内容区右上。</w:t>
+      </w:r>
+    </w:p>
+    <w:p>
+      <w:pPr>
+        <w:spacing w:after="80"/>
+      </w:pPr>
+      <w:r>
+        <w:t>3) 客户档案默认页重设计（产品逻辑）：原默认直接展示单一特定客户（研途考研）的档案，改为默认「概览 + 客户列表」，点击某客户「查看档案 →」在当前页浮层查看——符合「客户档案是客户级枢纽、不应默认绑定某一客户」的取向。</w:t>
+      </w:r>
+    </w:p>
+    <w:p>
+      <w:pPr>
+        <w:spacing w:after="80"/>
+      </w:pPr>
+      <w:r>
+        <w:t>4) 生成提案 / 查看提案复盘的入口收敛（重要产品规则）：仅在「客户投放页面」与「提案与复盘页面」保留生成提案入口；从「客户档案」页面（含独立页与我的客户抽屉中的档案模板）移除生成提案与查看提案/复盘。理由：销售需先在客户投放详情中真实理解客户需求，才知道如何做复盘与策划。客户档案浮层内改放「编辑档案 / 添加到待办」。</w:t>
+      </w:r>
+    </w:p>
+    <w:p>
+      <w:pPr>
+        <w:spacing w:after="80"/>
+      </w:pPr>
+      <w:r>
+        <w:t>5) 设计原则（用户要求长期遵守）：每次按意见改页面时，只改提及的部分，不动未提及内容；页面-模块映射与产品逻辑需同步到本文档。</w:t>
+      </w:r>
+    </w:p>
     <w:sectPr>
       <w:pgSz w:w="12240" w:h="15840"/>
       <w:pgMar w:top="1440" w:right="1800" w:bottom="1440" w:left="1800" w:header="720" w:footer="720" w:gutter="0"/>

--- a/觅客精灵-PRD-v0.2.docx
+++ b/觅客精灵-PRD-v0.2.docx
@@ -4241,6 +4241,214 @@
         <w:t>5) 设计原则（用户要求长期遵守）：每次按意见改页面时，只改提及的部分，不动未提及内容；页面-模块映射与产品逻辑需同步到本文档。</w:t>
       </w:r>
     </w:p>
+    <w:p>
+      <w:pPr>
+        <w:pStyle w:val="Heading1"/>
+      </w:pPr>
+      <w:r>
+        <w:t>v0.9 变更记录（2026-08-16 · 多轮讨论终稿：功能模块 / AI 介入 / 第 4 Agent）</w:t>
+      </w:r>
+    </w:p>
+    <w:p>
+      <w:pPr>
+        <w:spacing w:after="80"/>
+      </w:pPr>
+      <w:r>
+        <w:t>本节同步此前多轮 UI 与产品讨论后最终敲定的逻辑。重点：① 补全功能模块设计中的 AI 使用与介入点；② 正式将「盯盘（值守）Agent」写入架构，并修正 v0.8 §1「当前无专门盯盘 Agent」的描述；③ 锁定 10 页信息架构。</w:t>
+      </w:r>
+    </w:p>
+    <w:p>
+      <w:pPr>
+        <w:pStyle w:val="Heading2"/>
+      </w:pPr>
+      <w:r>
+        <w:t>1. 最终页面清单（10 页 + 全局浮窗）</w:t>
+      </w:r>
+    </w:p>
+    <w:p>
+      <w:pPr>
+        <w:spacing w:after="80"/>
+      </w:pPr>
+      <w:r>
+        <w:t>首页 / 新客开拓 / 我的客户 / 客户档案 / 客户投放 / 提案与复盘 / 待办日程 / 知识库 / 精灵问答（新增）/ + 全局智能对话 FAB 浮窗。</w:t>
+      </w:r>
+    </w:p>
+    <w:p>
+      <w:pPr>
+        <w:spacing w:after="80"/>
+      </w:pPr>
+      <w:r>
+        <w:t>精灵问答：位于侧边栏「知识库」下方，是 AI 销售副驾的【整页主对话入口】；底层 = sales_copilot（编排型 agent）。它与右下角 FAB 浮窗共用同一对话能力，区别只在入口形态（整页 vs 浮窗），逻辑同源。</w:t>
+      </w:r>
+    </w:p>
+    <w:p>
+      <w:pPr>
+        <w:pStyle w:val="Heading2"/>
+      </w:pPr>
+      <w:r>
+        <w:t>2. 客户档案 / 客户投放 默认态（去重终稿）</w:t>
+      </w:r>
+    </w:p>
+    <w:p>
+      <w:pPr>
+        <w:spacing w:after="80"/>
+      </w:pPr>
+      <w:r>
+        <w:t>两页默认态 = 顶部「筛选窗口」（客户 + 阶段）+ 未筛选时的「氛围感留白」（居中图标 + 鼓励文案）；销售选定客户后在当前页内联渲染对应模板。完整客户列表只存在于「我的客户」，三页不再撞脸。</w:t>
+      </w:r>
+    </w:p>
+    <w:p>
+      <w:pPr>
+        <w:pStyle w:val="Heading2"/>
+      </w:pPr>
+      <w:r>
+        <w:t>3. 第 4 个 Agent：盯盘（值守）Agent —— 设计逻辑</w:t>
+      </w:r>
+    </w:p>
+    <w:p>
+      <w:pPr>
+        <w:pStyle w:val="Heading3"/>
+      </w:pPr>
+      <w:r>
+        <w:t>3.1 定位与类型</w:t>
+      </w:r>
+    </w:p>
+    <w:p>
+      <w:pPr>
+        <w:spacing w:after="80"/>
+      </w:pPr>
+      <w:r>
+        <w:t>反思型 + 值守型（monitoring / aggregation）。它不联网搜索，而是「向内看自己客户的状态变化」并做分级与路由——与 商机发现 / 竞品监测 的「向外找」形成互补。</w:t>
+      </w:r>
+    </w:p>
+    <w:p>
+      <w:pPr>
+        <w:pStyle w:val="Heading3"/>
+      </w:pPr>
+      <w:r>
+        <w:t>3.2 输入（数据 / 产物）</w:t>
+      </w:r>
+    </w:p>
+    <w:p>
+      <w:pPr>
+        <w:spacing w:after="80"/>
+      </w:pPr>
+      <w:r>
+        <w:t>① campaign_metrics_daily（投放指标，检测掉量 / 留资率骤降 / 成本超标）；② 待办表（紧急度、deadline）；③ 商机发现产物（新线索信号，判断是否在投客户适用窗口）；④ 竞品 / 行业监测产物（竞品动作对在投客户的影响）。</w:t>
+      </w:r>
+    </w:p>
+    <w:p>
+      <w:pPr>
+        <w:pStyle w:val="Heading3"/>
+      </w:pPr>
+      <w:r>
+        <w:t>3.3 触发时机</w:t>
+      </w:r>
+    </w:p>
+    <w:p>
+      <w:pPr>
+        <w:spacing w:after="80"/>
+      </w:pPr>
+      <w:r>
+        <w:t>定时：每日启动早报聚合；事件：指标更新触发异常检测；查询：销售问 sales_copilot「今天有什么紧急」→ copilot 调用值守 Agent 汇总当前紧急项。</w:t>
+      </w:r>
+    </w:p>
+    <w:p>
+      <w:pPr>
+        <w:pStyle w:val="Heading3"/>
+      </w:pPr>
+      <w:r>
+        <w:t>3.4 分级路由</w:t>
+      </w:r>
+    </w:p>
+    <w:p>
+      <w:pPr>
+        <w:spacing w:after="80"/>
+      </w:pPr>
+      <w:r>
+        <w:t>紧急（掉量超阈值 / 留资率骤降 / 待办临期+紧急标签）→ 实时预警：首页「异常提醒」+ 待办 danger badge。非紧急（优化建议 / 常规节点）→ 入表排队：待办 / 日程。二者共同构成「盯盘」能力。</w:t>
+      </w:r>
+    </w:p>
+    <w:p>
+      <w:pPr>
+        <w:pStyle w:val="Heading2"/>
+      </w:pPr>
+      <w:r>
+        <w:t>4. 与其他 Agent 的关系</w:t>
+      </w:r>
+    </w:p>
+    <w:p>
+      <w:pPr>
+        <w:spacing w:after="80"/>
+      </w:pPr>
+      <w:r>
+        <w:t>sales_copilot（编排型，主）：值守 Agent 是其 worker；copilot 在「今天紧急什么」类查询时调用值守 Agent 汇总。</w:t>
+      </w:r>
+    </w:p>
+    <w:p>
+      <w:pPr>
+        <w:spacing w:after="80"/>
+      </w:pPr>
+      <w:r>
+        <w:t>商机发现（检索型，worker）：产出新线索信号 → 供值守 Agent 判断是否在投客户适用窗口。</w:t>
+      </w:r>
+    </w:p>
+    <w:p>
+      <w:pPr>
+        <w:spacing w:after="80"/>
+      </w:pPr>
+      <w:r>
+        <w:t>竞品 / 行业监测（检索型，worker）：产出竞品动作 → 供值守 Agent 评估对在投客户的影响。</w:t>
+      </w:r>
+    </w:p>
+    <w:p>
+      <w:pPr>
+        <w:spacing w:after="80"/>
+      </w:pPr>
+      <w:r>
+        <w:t>campaign_analyst（skill，非 agent）：做投放逐层诊断 → 其结论供值守 Agent 做异常分级。</w:t>
+      </w:r>
+    </w:p>
+    <w:p>
+      <w:pPr>
+        <w:spacing w:after="80"/>
+      </w:pPr>
+      <w:r>
+        <w:t>一句话关系：值守 Agent 是「消费者 + 路由者」——不重复联网，聚合他人产物 + 数据层，做分级并分发至首页 / 待办 / 早报。</w:t>
+      </w:r>
+    </w:p>
+    <w:p>
+      <w:pPr>
+        <w:pStyle w:val="Heading2"/>
+      </w:pPr>
+      <w:r>
+        <w:t>5. AI 介入点总览（功能模块 × AI）</w:t>
+      </w:r>
+    </w:p>
+    <w:p>
+      <w:pPr>
+        <w:spacing w:after="80"/>
+      </w:pPr>
+      <w:r>
+        <w:t>早报：sales_copilot 聚合（含值守 Agent 异常汇总）；新客开拓：商机发现 Agent（每条线索 AI 调研报告）；我的客户 / 档案 / 投放：campaign_analyst skill 诊断 + 抽屉内生成动作；提案与复盘：proposal_writer skill；待办：值守 Agent 入表 + 周报 skill；精灵问答 / 智能对话：sales_copilot 主入口（RAG + 联网）；全局：值守 Agent 值守。</w:t>
+      </w:r>
+    </w:p>
+    <w:p>
+      <w:pPr>
+        <w:pStyle w:val="Heading2"/>
+      </w:pPr>
+      <w:r>
+        <w:t>6. 修正 v0.8 §1</w:t>
+      </w:r>
+    </w:p>
+    <w:p>
+      <w:pPr>
+        <w:spacing w:after="80"/>
+      </w:pPr>
+      <w:r>
+        <w:t>原记「当前无专门盯盘 Agent」——现更正：盯盘能力此前分散于「待办紧急度 + 首页异常提醒 + AI 问答汇总」中；现正式抽象为第 4 个 Agent（值守 Agent），并补齐设计逻辑与关系（见 §3–§4）。Agent 总数由 3 变为 4。</w:t>
+      </w:r>
+    </w:p>
     <w:sectPr>
       <w:pgSz w:w="12240" w:h="15840"/>
       <w:pgMar w:top="1440" w:right="1800" w:bottom="1440" w:left="1800" w:header="720" w:footer="720" w:gutter="0"/>
